--- a/Documents/Sprint07_Task038_ImplementarValidaçõesParaClassesReligion-Frontend.docx
+++ b/Documents/Sprint07_Task038_ImplementarValidaçõesParaClassesReligion-Frontend.docx
@@ -103,8 +103,20 @@
                 <w:sz w:val="28"/>
                 <w:szCs w:val="28"/>
               </w:rPr>
-              <w:t>Sprint Documentation</w:t>
-            </w:r>
+              <w:t xml:space="preserve">Sprint </w:t>
+            </w:r>
+            <w:proofErr w:type="spellStart"/>
+            <w:r>
+              <w:rPr>
+                <w:b/>
+                <w:bCs/>
+                <w:color w:val="FFFFFF" w:themeColor="background1"/>
+                <w:sz w:val="28"/>
+                <w:szCs w:val="28"/>
+              </w:rPr>
+              <w:t>Documentation</w:t>
+            </w:r>
+            <w:proofErr w:type="spellEnd"/>
           </w:p>
         </w:tc>
       </w:tr>
@@ -150,8 +162,16 @@
               <w:rPr>
                 <w:rFonts w:ascii="Aptos" w:eastAsia="Aptos" w:hAnsi="Aptos" w:cs="Aptos"/>
               </w:rPr>
-              <w:t>Implementar Validações para classes Religion</w:t>
-            </w:r>
+              <w:t xml:space="preserve">Implementar Validações para classes </w:t>
+            </w:r>
+            <w:proofErr w:type="spellStart"/>
+            <w:r>
+              <w:rPr>
+                <w:rFonts w:ascii="Aptos" w:eastAsia="Aptos" w:hAnsi="Aptos" w:cs="Aptos"/>
+              </w:rPr>
+              <w:t>Religion</w:t>
+            </w:r>
+            <w:proofErr w:type="spellEnd"/>
           </w:p>
         </w:tc>
         <w:tc>
@@ -284,33 +304,34 @@
               <w:rPr>
                 <w:b/>
                 <w:bCs/>
+                <w:lang w:val="en-US"/>
               </w:rPr>
             </w:pPr>
+            <w:proofErr w:type="spellStart"/>
             <w:r>
               <w:rPr>
                 <w:b/>
                 <w:bCs/>
-              </w:rPr>
-              <w:t>Projetc Name:</w:t>
-            </w:r>
+                <w:lang w:val="en-US"/>
+              </w:rPr>
+              <w:t>Projetc</w:t>
+            </w:r>
+            <w:proofErr w:type="spellEnd"/>
             <w:r>
               <w:rPr>
                 <w:b/>
                 <w:bCs/>
+                <w:lang w:val="en-US"/>
+              </w:rPr>
+              <w:t xml:space="preserve"> Name:</w:t>
+            </w:r>
+            <w:r>
+              <w:rPr>
+                <w:b/>
+                <w:bCs/>
+                <w:lang w:val="en-US"/>
               </w:rPr>
               <w:t xml:space="preserve"> </w:t>
-            </w:r>
-            <w:r>
-              <w:t xml:space="preserve">Senior </w:t>
-            </w:r>
-            <w:r>
-              <w:t>Care</w:t>
-            </w:r>
-            <w:r>
-              <w:t xml:space="preserve"> Manager</w:t>
-            </w:r>
-            <w:r>
-              <w:t>- Frontend</w:t>
             </w:r>
           </w:p>
         </w:tc>
@@ -324,8 +345,15 @@
               <w:rPr>
                 <w:b/>
                 <w:bCs/>
+                <w:lang w:val="en-US"/>
               </w:rPr>
             </w:pPr>
+            <w:r>
+              <w:rPr>
+                <w:lang w:val="en-US"/>
+              </w:rPr>
+              <w:t>Senior Care Manager- Frontend</w:t>
+            </w:r>
           </w:p>
         </w:tc>
       </w:tr>
@@ -413,8 +441,18 @@
                 <w:bCs/>
                 <w:color w:val="FFFFFF" w:themeColor="background1"/>
               </w:rPr>
-              <w:t>Team Members</w:t>
-            </w:r>
+              <w:t xml:space="preserve">Team </w:t>
+            </w:r>
+            <w:proofErr w:type="spellStart"/>
+            <w:r>
+              <w:rPr>
+                <w:b/>
+                <w:bCs/>
+                <w:color w:val="FFFFFF" w:themeColor="background1"/>
+              </w:rPr>
+              <w:t>Members</w:t>
+            </w:r>
+            <w:proofErr w:type="spellEnd"/>
           </w:p>
         </w:tc>
       </w:tr>
@@ -429,7 +467,15 @@
           </w:tcPr>
           <w:p>
             <w:r>
-              <w:t>Kétlyn Christini Tonholi</w:t>
+              <w:t xml:space="preserve">Kétlyn </w:t>
+            </w:r>
+            <w:proofErr w:type="spellStart"/>
+            <w:r>
+              <w:t>Christini</w:t>
+            </w:r>
+            <w:proofErr w:type="spellEnd"/>
+            <w:r>
+              <w:t xml:space="preserve"> Tonholi</w:t>
             </w:r>
             <w:r>
               <w:t xml:space="preserve"> de Morais</w:t>
@@ -492,9 +538,11 @@
             <w:tcW w:w="6234" w:type="dxa"/>
           </w:tcPr>
           <w:p>
+            <w:proofErr w:type="spellStart"/>
             <w:r>
               <w:t>Description</w:t>
             </w:r>
+            <w:proofErr w:type="spellEnd"/>
           </w:p>
         </w:tc>
         <w:tc>
@@ -563,8 +611,16 @@
               <w:rPr>
                 <w:rFonts w:ascii="Aptos" w:eastAsia="Aptos" w:hAnsi="Aptos" w:cs="Aptos"/>
               </w:rPr>
-              <w:t xml:space="preserve"> – Implementar Validações para classes Religion</w:t>
-            </w:r>
+              <w:t xml:space="preserve"> – Implementar Validações para classes </w:t>
+            </w:r>
+            <w:proofErr w:type="spellStart"/>
+            <w:r>
+              <w:rPr>
+                <w:rFonts w:ascii="Aptos" w:eastAsia="Aptos" w:hAnsi="Aptos" w:cs="Aptos"/>
+              </w:rPr>
+              <w:t>Religion</w:t>
+            </w:r>
+            <w:proofErr w:type="spellEnd"/>
           </w:p>
         </w:tc>
         <w:tc>
@@ -772,8 +828,17 @@
                 <w:b/>
                 <w:bCs/>
               </w:rPr>
-              <w:t>Task Description</w:t>
-            </w:r>
+              <w:t xml:space="preserve">Task </w:t>
+            </w:r>
+            <w:proofErr w:type="spellStart"/>
+            <w:r>
+              <w:rPr>
+                <w:b/>
+                <w:bCs/>
+              </w:rPr>
+              <w:t>Description</w:t>
+            </w:r>
+            <w:proofErr w:type="spellEnd"/>
           </w:p>
         </w:tc>
       </w:tr>
@@ -793,9 +858,11 @@
             <w:tcW w:w="2971" w:type="dxa"/>
           </w:tcPr>
           <w:p>
+            <w:proofErr w:type="spellStart"/>
             <w:r>
               <w:t>Description</w:t>
             </w:r>
+            <w:proofErr w:type="spellEnd"/>
           </w:p>
         </w:tc>
         <w:tc>
@@ -803,9 +870,19 @@
             <w:tcW w:w="1441" w:type="dxa"/>
           </w:tcPr>
           <w:p>
-            <w:r>
-              <w:t>Assigned To</w:t>
-            </w:r>
+            <w:proofErr w:type="spellStart"/>
+            <w:r>
+              <w:t>Assigned</w:t>
+            </w:r>
+            <w:proofErr w:type="spellEnd"/>
+            <w:r>
+              <w:t xml:space="preserve"> </w:t>
+            </w:r>
+            <w:proofErr w:type="spellStart"/>
+            <w:r>
+              <w:t>To</w:t>
+            </w:r>
+            <w:proofErr w:type="spellEnd"/>
           </w:p>
         </w:tc>
         <w:tc>
@@ -823,8 +900,13 @@
             <w:tcW w:w="1842" w:type="dxa"/>
           </w:tcPr>
           <w:p>
-            <w:r>
-              <w:t>Estimated Hours</w:t>
+            <w:proofErr w:type="spellStart"/>
+            <w:r>
+              <w:t>Estimated</w:t>
+            </w:r>
+            <w:proofErr w:type="spellEnd"/>
+            <w:r>
+              <w:t xml:space="preserve"> Hours</w:t>
             </w:r>
           </w:p>
         </w:tc>
@@ -833,8 +915,13 @@
             <w:tcW w:w="1683" w:type="dxa"/>
           </w:tcPr>
           <w:p>
-            <w:r>
-              <w:t>Logged Hours</w:t>
+            <w:proofErr w:type="spellStart"/>
+            <w:r>
+              <w:t>Logged</w:t>
+            </w:r>
+            <w:proofErr w:type="spellEnd"/>
+            <w:r>
+              <w:t xml:space="preserve"> Hours</w:t>
             </w:r>
           </w:p>
         </w:tc>
@@ -870,8 +957,16 @@
               <w:rPr>
                 <w:rFonts w:ascii="Aptos" w:eastAsia="Aptos" w:hAnsi="Aptos" w:cs="Aptos"/>
               </w:rPr>
-              <w:t>Implementadas validações para a entidade Religion no Front-End React com a criação do service e type de Religion, aplicação de validações no campo Name (obrigatoriedade, tamanho entre 3 e 100 caracteres, apenas letras e espaços), bloqueio de criação de nomes duplicados, e realização de testes unitários, de integração e práticos para garantir o funcionamento do frontend integrado ao backend.</w:t>
-            </w:r>
+              <w:t xml:space="preserve">Implementar Validações para classes </w:t>
+            </w:r>
+            <w:proofErr w:type="spellStart"/>
+            <w:r>
+              <w:rPr>
+                <w:rFonts w:ascii="Aptos" w:eastAsia="Aptos" w:hAnsi="Aptos" w:cs="Aptos"/>
+              </w:rPr>
+              <w:t>Religion</w:t>
+            </w:r>
+            <w:proofErr w:type="spellEnd"/>
           </w:p>
         </w:tc>
         <w:tc>
@@ -883,8 +978,13 @@
               <w:t>Kétlyn</w:t>
             </w:r>
             <w:r>
-              <w:t xml:space="preserve"> Christini</w:t>
-            </w:r>
+              <w:t xml:space="preserve"> </w:t>
+            </w:r>
+            <w:proofErr w:type="spellStart"/>
+            <w:r>
+              <w:t>Christini</w:t>
+            </w:r>
+            <w:proofErr w:type="spellEnd"/>
             <w:r>
               <w:t xml:space="preserve"> Tonholi</w:t>
             </w:r>
@@ -940,11 +1040,6 @@
         </w:tc>
       </w:tr>
     </w:tbl>
-    <w:p>
-      <w:r>
-        <w:br w:type="page"/>
-      </w:r>
-    </w:p>
     <w:p/>
     <w:p>
       <w:pPr>
@@ -966,8 +1061,20 @@
           <w:sz w:val="24"/>
           <w:szCs w:val="24"/>
         </w:rPr>
-        <w:t>Sprint Description</w:t>
-      </w:r>
+        <w:t xml:space="preserve">Sprint </w:t>
+      </w:r>
+      <w:proofErr w:type="spellStart"/>
+      <w:r>
+        <w:rPr>
+          <w:b/>
+          <w:bCs/>
+          <w:color w:val="FFFFFF" w:themeColor="background1"/>
+          <w:sz w:val="24"/>
+          <w:szCs w:val="24"/>
+        </w:rPr>
+        <w:t>Description</w:t>
+      </w:r>
+      <w:proofErr w:type="spellEnd"/>
     </w:p>
     <w:p>
       <w:pPr>
@@ -981,7 +1088,21 @@
         <w:rPr>
           <w:rFonts w:ascii="Aptos" w:eastAsia="Aptos" w:hAnsi="Aptos" w:cs="Aptos"/>
         </w:rPr>
-        <w:t>A Sprint 07 teve como foco principal a implementação das validações para a entidade Religion, com o objetivo de reforçar a consistência dos dados. Esta entrega representou um passo importante na evolução do projeto, ao garantir regras claras para cadastro, edição e exclusão de registros, promovendo maior confiabilidade e padronização no gerenciamento dessas informações.</w:t>
+        <w:t xml:space="preserve">A Sprint 07 teve como foco principal a implementação das validações para a entidade </w:t>
+      </w:r>
+      <w:proofErr w:type="spellStart"/>
+      <w:r>
+        <w:rPr>
+          <w:rFonts w:ascii="Aptos" w:eastAsia="Aptos" w:hAnsi="Aptos" w:cs="Aptos"/>
+        </w:rPr>
+        <w:t>Religion</w:t>
+      </w:r>
+      <w:proofErr w:type="spellEnd"/>
+      <w:r>
+        <w:rPr>
+          <w:rFonts w:ascii="Aptos" w:eastAsia="Aptos" w:hAnsi="Aptos" w:cs="Aptos"/>
+        </w:rPr>
+        <w:t>, com o objetivo de reforçar a consistência dos dados. Esta entrega representou um passo importante na evolução do projeto, ao garantir regras claras para cadastro, edição e exclusão de registros, promovendo maior confiabilidade e padronização no gerenciamento dessas informações.</w:t>
       </w:r>
     </w:p>
     <w:p>
@@ -996,7 +1117,35 @@
         <w:rPr>
           <w:rFonts w:ascii="Aptos" w:eastAsia="Aptos" w:hAnsi="Aptos" w:cs="Aptos"/>
         </w:rPr>
-        <w:t>Durante o desenvolvimento, foram aplicadas validações robustas no frontend, assegurando que o campo Name seja obrigatório, contenha entre 3 e 100 caracteres, aceite apenas letras e espaços e não permita a duplicação de nomes.</w:t>
+        <w:t xml:space="preserve">Durante o desenvolvimento, foram aplicadas validações robustas no </w:t>
+      </w:r>
+      <w:proofErr w:type="spellStart"/>
+      <w:r>
+        <w:rPr>
+          <w:rFonts w:ascii="Aptos" w:eastAsia="Aptos" w:hAnsi="Aptos" w:cs="Aptos"/>
+        </w:rPr>
+        <w:t>frontend</w:t>
+      </w:r>
+      <w:proofErr w:type="spellEnd"/>
+      <w:r>
+        <w:rPr>
+          <w:rFonts w:ascii="Aptos" w:eastAsia="Aptos" w:hAnsi="Aptos" w:cs="Aptos"/>
+        </w:rPr>
+        <w:t xml:space="preserve">, assegurando que o campo </w:t>
+      </w:r>
+      <w:proofErr w:type="spellStart"/>
+      <w:r>
+        <w:rPr>
+          <w:rFonts w:ascii="Aptos" w:eastAsia="Aptos" w:hAnsi="Aptos" w:cs="Aptos"/>
+        </w:rPr>
+        <w:t>Name</w:t>
+      </w:r>
+      <w:proofErr w:type="spellEnd"/>
+      <w:r>
+        <w:rPr>
+          <w:rFonts w:ascii="Aptos" w:eastAsia="Aptos" w:hAnsi="Aptos" w:cs="Aptos"/>
+        </w:rPr>
+        <w:t xml:space="preserve"> seja obrigatório, contenha entre 3 e 100 caracteres, aceite apenas letras e espaços e não permita a duplicação de nomes.</w:t>
       </w:r>
     </w:p>
     <w:p>
@@ -1011,7 +1160,91 @@
         <w:rPr>
           <w:rFonts w:ascii="Aptos" w:eastAsia="Aptos" w:hAnsi="Aptos" w:cs="Aptos"/>
         </w:rPr>
-        <w:t>No aspecto técnico, além das validações, foram criados o service e o type referentes a Religion, respeitando a arquitetura já definida na branch principal. A sprint também avançou na integração entre frontend e backend, realizando ajustes necessários para garantir o fluxo correto das operações.</w:t>
+        <w:t xml:space="preserve">No aspecto técnico, além das validações, foram criados o </w:t>
+      </w:r>
+      <w:proofErr w:type="spellStart"/>
+      <w:r>
+        <w:rPr>
+          <w:rFonts w:ascii="Aptos" w:eastAsia="Aptos" w:hAnsi="Aptos" w:cs="Aptos"/>
+        </w:rPr>
+        <w:t>service</w:t>
+      </w:r>
+      <w:proofErr w:type="spellEnd"/>
+      <w:r>
+        <w:rPr>
+          <w:rFonts w:ascii="Aptos" w:eastAsia="Aptos" w:hAnsi="Aptos" w:cs="Aptos"/>
+        </w:rPr>
+        <w:t xml:space="preserve"> e o </w:t>
+      </w:r>
+      <w:proofErr w:type="spellStart"/>
+      <w:r>
+        <w:rPr>
+          <w:rFonts w:ascii="Aptos" w:eastAsia="Aptos" w:hAnsi="Aptos" w:cs="Aptos"/>
+        </w:rPr>
+        <w:t>type</w:t>
+      </w:r>
+      <w:proofErr w:type="spellEnd"/>
+      <w:r>
+        <w:rPr>
+          <w:rFonts w:ascii="Aptos" w:eastAsia="Aptos" w:hAnsi="Aptos" w:cs="Aptos"/>
+        </w:rPr>
+        <w:t xml:space="preserve"> referentes a </w:t>
+      </w:r>
+      <w:proofErr w:type="spellStart"/>
+      <w:r>
+        <w:rPr>
+          <w:rFonts w:ascii="Aptos" w:eastAsia="Aptos" w:hAnsi="Aptos" w:cs="Aptos"/>
+        </w:rPr>
+        <w:t>Religion</w:t>
+      </w:r>
+      <w:proofErr w:type="spellEnd"/>
+      <w:r>
+        <w:rPr>
+          <w:rFonts w:ascii="Aptos" w:eastAsia="Aptos" w:hAnsi="Aptos" w:cs="Aptos"/>
+        </w:rPr>
+        <w:t xml:space="preserve">, respeitando a arquitetura já definida na </w:t>
+      </w:r>
+      <w:proofErr w:type="spellStart"/>
+      <w:r>
+        <w:rPr>
+          <w:rFonts w:ascii="Aptos" w:eastAsia="Aptos" w:hAnsi="Aptos" w:cs="Aptos"/>
+        </w:rPr>
+        <w:t>branch</w:t>
+      </w:r>
+      <w:proofErr w:type="spellEnd"/>
+      <w:r>
+        <w:rPr>
+          <w:rFonts w:ascii="Aptos" w:eastAsia="Aptos" w:hAnsi="Aptos" w:cs="Aptos"/>
+        </w:rPr>
+        <w:t xml:space="preserve"> principal. A sprint também avançou na integração entre </w:t>
+      </w:r>
+      <w:proofErr w:type="spellStart"/>
+      <w:r>
+        <w:rPr>
+          <w:rFonts w:ascii="Aptos" w:eastAsia="Aptos" w:hAnsi="Aptos" w:cs="Aptos"/>
+        </w:rPr>
+        <w:t>frontend</w:t>
+      </w:r>
+      <w:proofErr w:type="spellEnd"/>
+      <w:r>
+        <w:rPr>
+          <w:rFonts w:ascii="Aptos" w:eastAsia="Aptos" w:hAnsi="Aptos" w:cs="Aptos"/>
+        </w:rPr>
+        <w:t xml:space="preserve"> e </w:t>
+      </w:r>
+      <w:proofErr w:type="spellStart"/>
+      <w:r>
+        <w:rPr>
+          <w:rFonts w:ascii="Aptos" w:eastAsia="Aptos" w:hAnsi="Aptos" w:cs="Aptos"/>
+        </w:rPr>
+        <w:t>backend</w:t>
+      </w:r>
+      <w:proofErr w:type="spellEnd"/>
+      <w:r>
+        <w:rPr>
+          <w:rFonts w:ascii="Aptos" w:eastAsia="Aptos" w:hAnsi="Aptos" w:cs="Aptos"/>
+        </w:rPr>
+        <w:t>, realizando ajustes necessários para garantir o fluxo correto das operações.</w:t>
       </w:r>
     </w:p>
     <w:p>
@@ -1041,7 +1274,21 @@
         <w:rPr>
           <w:rFonts w:ascii="Aptos" w:eastAsia="Aptos" w:hAnsi="Aptos" w:cs="Aptos"/>
         </w:rPr>
-        <w:t>Esta sprint reforçou o compromisso com boas práticas de desenvolvimento, documentação clara no código-fonte e padronização de arquitetura. Ao final do ciclo, concluiu-se a implementação das validações da entidade Religion, preparando o terreno para a evolução do sistema e garantindo maior segurança e qualidade nos dados.</w:t>
+        <w:t xml:space="preserve">Esta sprint reforçou o compromisso com boas práticas de desenvolvimento, documentação clara no código-fonte e padronização de arquitetura. Ao final do ciclo, concluiu-se a implementação das validações da entidade </w:t>
+      </w:r>
+      <w:proofErr w:type="spellStart"/>
+      <w:r>
+        <w:rPr>
+          <w:rFonts w:ascii="Aptos" w:eastAsia="Aptos" w:hAnsi="Aptos" w:cs="Aptos"/>
+        </w:rPr>
+        <w:t>Religion</w:t>
+      </w:r>
+      <w:proofErr w:type="spellEnd"/>
+      <w:r>
+        <w:rPr>
+          <w:rFonts w:ascii="Aptos" w:eastAsia="Aptos" w:hAnsi="Aptos" w:cs="Aptos"/>
+        </w:rPr>
+        <w:t>, preparando o terreno para a evolução do sistema e garantindo maior segurança e qualidade nos dados.</w:t>
       </w:r>
     </w:p>
     <w:p>
@@ -1053,15 +1300,10 @@
         </w:rPr>
       </w:pPr>
     </w:p>
-    <w:p>
-      <w:r>
-        <w:br w:type="page"/>
-      </w:r>
-    </w:p>
-    <w:p/>
     <w:tbl>
       <w:tblPr>
         <w:tblStyle w:val="Tabelacomgrade"/>
+        <w:tblpPr w:leftFromText="141" w:rightFromText="141" w:vertAnchor="text" w:horzAnchor="margin" w:tblpY="-159"/>
         <w:tblW w:w="0" w:type="auto"/>
         <w:tblLook w:val="04A0" w:firstRow="1" w:lastRow="0" w:firstColumn="1" w:lastColumn="0" w:noHBand="0" w:noVBand="1"/>
       </w:tblPr>
@@ -1092,8 +1334,21 @@
                 <w:sz w:val="24"/>
                 <w:szCs w:val="24"/>
               </w:rPr>
-              <w:t>Sprint Results</w:t>
-            </w:r>
+              <w:lastRenderedPageBreak/>
+              <w:t xml:space="preserve">Sprint </w:t>
+            </w:r>
+            <w:proofErr w:type="spellStart"/>
+            <w:r>
+              <w:rPr>
+                <w:b/>
+                <w:bCs/>
+                <w:color w:val="FFFFFF" w:themeColor="background1"/>
+                <w:sz w:val="24"/>
+                <w:szCs w:val="24"/>
+              </w:rPr>
+              <w:t>Results</w:t>
+            </w:r>
+            <w:proofErr w:type="spellEnd"/>
           </w:p>
         </w:tc>
       </w:tr>
@@ -1167,6 +1422,7 @@
     </w:p>
     <w:p>
       <w:pPr>
+        <w:jc w:val="both"/>
         <w:rPr>
           <w:rFonts w:ascii="Aptos" w:eastAsia="Aptos" w:hAnsi="Aptos" w:cs="Aptos"/>
         </w:rPr>
@@ -1180,6 +1436,7 @@
     </w:p>
     <w:p>
       <w:pPr>
+        <w:jc w:val="both"/>
         <w:rPr>
           <w:rFonts w:ascii="Aptos" w:eastAsia="Aptos" w:hAnsi="Aptos" w:cs="Aptos"/>
         </w:rPr>
@@ -1191,7 +1448,6 @@
         <w:t>A imagem anexada ilustra a tela implementada, que apresenta uma listagem organizada das religiões cadastradas, acompanhada de campo de busca para facilitar a localização de registros, além de botões de ação para edição e exclusão. O botão de adição de novas religiões está destacado no canto superior direito, priorizando a acessibilidade e a usabilidade. Foram aplicadas validações no campo Nome para garantir a integridade dos dados e impedir a duplicidade de registros, exibindo mensagens informativas ao usuário nesses casos.</w:t>
       </w:r>
     </w:p>
-    <w:p/>
     <w:p>
       <w:pPr>
         <w:pStyle w:val="Ttulo3"/>
@@ -1242,6 +1498,7 @@
           <w:numId w:val="22"/>
         </w:numPr>
         <w:spacing w:before="240" w:after="240"/>
+        <w:jc w:val="both"/>
       </w:pPr>
       <w:r>
         <w:rPr>
@@ -1262,6 +1519,7 @@
           <w:numId w:val="22"/>
         </w:numPr>
         <w:spacing w:before="240" w:after="240"/>
+        <w:jc w:val="both"/>
       </w:pPr>
       <w:r>
         <w:rPr>
@@ -1282,6 +1540,7 @@
           <w:numId w:val="22"/>
         </w:numPr>
         <w:spacing w:before="240" w:after="240"/>
+        <w:jc w:val="both"/>
       </w:pPr>
       <w:r>
         <w:rPr>
@@ -1302,6 +1561,7 @@
           <w:numId w:val="22"/>
         </w:numPr>
         <w:spacing w:before="240" w:after="240"/>
+        <w:jc w:val="both"/>
       </w:pPr>
       <w:r>
         <w:rPr>
@@ -1322,6 +1582,7 @@
           <w:numId w:val="22"/>
         </w:numPr>
         <w:spacing w:before="240" w:after="240"/>
+        <w:jc w:val="both"/>
       </w:pPr>
       <w:r>
         <w:rPr>
@@ -1375,7 +1636,27 @@
           <w:sz w:val="22"/>
           <w:szCs w:val="22"/>
         </w:rPr>
-        <w:t>A implementação da tela de Cadastro de Religião representa um avanço significativo no sistema, pois introduz regras de negócio fundamentais e reforça a integridade dos dados cadastrados. A funcionalidade integra-se diretamente ao backend e estabelece uma base sólida para futuras evoluções do sistema.</w:t>
+        <w:t xml:space="preserve">A implementação da tela de Cadastro de Religião representa um avanço significativo no sistema, pois introduz regras de negócio fundamentais e reforça a integridade dos dados cadastrados. A funcionalidade integra-se diretamente ao </w:t>
+      </w:r>
+      <w:proofErr w:type="spellStart"/>
+      <w:r>
+        <w:rPr>
+          <w:rFonts w:ascii="Aptos" w:eastAsia="Aptos" w:hAnsi="Aptos" w:cs="Aptos"/>
+          <w:color w:val="auto"/>
+          <w:sz w:val="22"/>
+          <w:szCs w:val="22"/>
+        </w:rPr>
+        <w:t>backend</w:t>
+      </w:r>
+      <w:proofErr w:type="spellEnd"/>
+      <w:r>
+        <w:rPr>
+          <w:rFonts w:ascii="Aptos" w:eastAsia="Aptos" w:hAnsi="Aptos" w:cs="Aptos"/>
+          <w:color w:val="auto"/>
+          <w:sz w:val="22"/>
+          <w:szCs w:val="22"/>
+        </w:rPr>
+        <w:t xml:space="preserve"> e estabelece uma base sólida para futuras evoluções do sistema.</w:t>
       </w:r>
     </w:p>
     <w:p>
@@ -1440,6 +1721,7 @@
         </w:rPr>
         <w:t xml:space="preserve">A Sprint 07 representou um avanço significativo no projeto, ao implementar as validações da entidade </w:t>
       </w:r>
+      <w:proofErr w:type="spellStart"/>
       <w:r>
         <w:rPr>
           <w:rFonts w:ascii="Aptos" w:eastAsia="Aptos" w:hAnsi="Aptos" w:cs="Aptos"/>
@@ -1448,11 +1730,40 @@
         </w:rPr>
         <w:t>Religion</w:t>
       </w:r>
-      <w:r>
-        <w:rPr>
-          <w:rFonts w:ascii="Aptos" w:eastAsia="Aptos" w:hAnsi="Aptos" w:cs="Aptos"/>
-        </w:rPr>
-        <w:t>, garantindo a integridade e consistência dos dados desde o frontend até a comunicação com o backend. Diferente das sprints iniciais, que priorizavam estruturação do ambiente, esta entrega trouxe regras de negócio concretas, aumentando a confiabilidade do sistema e aprimorando a experiência do usuário.</w:t>
+      <w:proofErr w:type="spellEnd"/>
+      <w:r>
+        <w:rPr>
+          <w:rFonts w:ascii="Aptos" w:eastAsia="Aptos" w:hAnsi="Aptos" w:cs="Aptos"/>
+        </w:rPr>
+        <w:t xml:space="preserve">, garantindo a integridade e consistência dos dados desde o </w:t>
+      </w:r>
+      <w:proofErr w:type="spellStart"/>
+      <w:r>
+        <w:rPr>
+          <w:rFonts w:ascii="Aptos" w:eastAsia="Aptos" w:hAnsi="Aptos" w:cs="Aptos"/>
+        </w:rPr>
+        <w:t>frontend</w:t>
+      </w:r>
+      <w:proofErr w:type="spellEnd"/>
+      <w:r>
+        <w:rPr>
+          <w:rFonts w:ascii="Aptos" w:eastAsia="Aptos" w:hAnsi="Aptos" w:cs="Aptos"/>
+        </w:rPr>
+        <w:t xml:space="preserve"> até a comunicação com o </w:t>
+      </w:r>
+      <w:proofErr w:type="spellStart"/>
+      <w:r>
+        <w:rPr>
+          <w:rFonts w:ascii="Aptos" w:eastAsia="Aptos" w:hAnsi="Aptos" w:cs="Aptos"/>
+        </w:rPr>
+        <w:t>backend</w:t>
+      </w:r>
+      <w:proofErr w:type="spellEnd"/>
+      <w:r>
+        <w:rPr>
+          <w:rFonts w:ascii="Aptos" w:eastAsia="Aptos" w:hAnsi="Aptos" w:cs="Aptos"/>
+        </w:rPr>
+        <w:t>. Diferente das sprints iniciais, que priorizavam estruturação do ambiente, esta entrega trouxe regras de negócio concretas, aumentando a confiabilidade do sistema e aprimorando a experiência do usuário.</w:t>
       </w:r>
     </w:p>
     <w:p>
@@ -1492,7 +1803,23 @@
           <w:b/>
           <w:bCs/>
         </w:rPr>
-        <w:t>Validações completas no frontend:</w:t>
+        <w:t xml:space="preserve">Validações completas no </w:t>
+      </w:r>
+      <w:proofErr w:type="spellStart"/>
+      <w:r>
+        <w:rPr>
+          <w:b/>
+          <w:bCs/>
+        </w:rPr>
+        <w:t>frontend</w:t>
+      </w:r>
+      <w:proofErr w:type="spellEnd"/>
+      <w:r>
+        <w:rPr>
+          <w:b/>
+          <w:bCs/>
+        </w:rPr>
+        <w:t>:</w:t>
       </w:r>
       <w:r>
         <w:br/>
@@ -1500,6 +1827,7 @@
       <w:r>
         <w:t xml:space="preserve"> Foram aplicadas regras detalhadas para o campo </w:t>
       </w:r>
+      <w:proofErr w:type="spellStart"/>
       <w:r>
         <w:rPr>
           <w:b/>
@@ -1507,6 +1835,7 @@
         </w:rPr>
         <w:t>Name</w:t>
       </w:r>
+      <w:proofErr w:type="spellEnd"/>
       <w:r>
         <w:t>, incluindo obrigatoriedade, restrição de tamanho (3 a 100 caracteres), bloqueio de nomes duplicados e limitação a apenas letras e espaços. Essas validações previnem dados incorretos ou inconsistentes na base, garantindo maior qualidade da informação desde o momento do cadastro ou edição.</w:t>
       </w:r>
@@ -1525,13 +1854,45 @@
           <w:b/>
           <w:bCs/>
         </w:rPr>
-        <w:t>Integração inicial com backend:</w:t>
+        <w:t xml:space="preserve">Integração inicial com </w:t>
+      </w:r>
+      <w:proofErr w:type="spellStart"/>
+      <w:r>
+        <w:rPr>
+          <w:b/>
+          <w:bCs/>
+        </w:rPr>
+        <w:t>backend</w:t>
+      </w:r>
+      <w:proofErr w:type="spellEnd"/>
+      <w:r>
+        <w:rPr>
+          <w:b/>
+          <w:bCs/>
+        </w:rPr>
+        <w:t>:</w:t>
       </w:r>
       <w:r>
         <w:br/>
       </w:r>
       <w:r>
-        <w:t>A tela de Religion foi testada de ponta a ponta com o backend, garantindo que a validação, criação e edição de registros funcionem corretamente. Os testes confirmaram o correto funcionamento do restante das regras.</w:t>
+        <w:t xml:space="preserve">A tela de </w:t>
+      </w:r>
+      <w:proofErr w:type="spellStart"/>
+      <w:r>
+        <w:t>Religion</w:t>
+      </w:r>
+      <w:proofErr w:type="spellEnd"/>
+      <w:r>
+        <w:t xml:space="preserve"> foi testada de ponta a ponta com o </w:t>
+      </w:r>
+      <w:proofErr w:type="spellStart"/>
+      <w:r>
+        <w:t>backend</w:t>
+      </w:r>
+      <w:proofErr w:type="spellEnd"/>
+      <w:r>
+        <w:t>, garantindo que a validação, criação e edição de registros funcionem corretamente. Os testes confirmaram o correto funcionamento do restante das regras.</w:t>
       </w:r>
     </w:p>
     <w:p>
@@ -1556,6 +1917,7 @@
       <w:r>
         <w:t xml:space="preserve"> Foram criados e organizados </w:t>
       </w:r>
+      <w:proofErr w:type="spellStart"/>
       <w:r>
         <w:rPr>
           <w:b/>
@@ -1563,9 +1925,11 @@
         </w:rPr>
         <w:t>services</w:t>
       </w:r>
+      <w:proofErr w:type="spellEnd"/>
       <w:r>
         <w:t xml:space="preserve"> e </w:t>
       </w:r>
+      <w:proofErr w:type="spellStart"/>
       <w:r>
         <w:rPr>
           <w:b/>
@@ -1573,9 +1937,11 @@
         </w:rPr>
         <w:t>types</w:t>
       </w:r>
+      <w:proofErr w:type="spellEnd"/>
       <w:r>
         <w:t xml:space="preserve"> para a entidade </w:t>
       </w:r>
+      <w:proofErr w:type="spellStart"/>
       <w:r>
         <w:rPr>
           <w:b/>
@@ -1583,9 +1949,19 @@
         </w:rPr>
         <w:t>Religion</w:t>
       </w:r>
-      <w:r>
-        <w:t xml:space="preserve">, mantendo padrões de código consistentes com a branch </w:t>
-      </w:r>
+      <w:proofErr w:type="spellEnd"/>
+      <w:r>
+        <w:t xml:space="preserve">, mantendo padrões de código consistentes com a </w:t>
+      </w:r>
+      <w:proofErr w:type="spellStart"/>
+      <w:r>
+        <w:t>branch</w:t>
+      </w:r>
+      <w:proofErr w:type="spellEnd"/>
+      <w:r>
+        <w:t xml:space="preserve"> </w:t>
+      </w:r>
+      <w:proofErr w:type="spellStart"/>
       <w:r>
         <w:rPr>
           <w:b/>
@@ -1593,6 +1969,7 @@
         </w:rPr>
         <w:t>main</w:t>
       </w:r>
+      <w:proofErr w:type="spellEnd"/>
       <w:r>
         <w:t>. Essa abordagem facilita a manutenção futura e a adição de novas funcionalidades.</w:t>
       </w:r>
@@ -1640,7 +2017,23 @@
         <w:br/>
       </w:r>
       <w:r>
-        <w:t xml:space="preserve"> Foram realizados testes unitários, de integração e práticos, garantindo o correto funcionamento das validações no frontend e a comunicação com o backend. Esse cuidado reforça a confiabilidade das entregas e diminui a possibilidade de falhas no uso real do sistema.</w:t>
+        <w:t xml:space="preserve"> Foram realizados testes unitários, de integração e práticos, garantindo o correto funcionamento das validações no </w:t>
+      </w:r>
+      <w:proofErr w:type="spellStart"/>
+      <w:r>
+        <w:t>frontend</w:t>
+      </w:r>
+      <w:proofErr w:type="spellEnd"/>
+      <w:r>
+        <w:t xml:space="preserve"> e a comunicação com o </w:t>
+      </w:r>
+      <w:proofErr w:type="spellStart"/>
+      <w:r>
+        <w:t>backend</w:t>
+      </w:r>
+      <w:proofErr w:type="spellEnd"/>
+      <w:r>
+        <w:t>. Esse cuidado reforça a confiabilidade das entregas e diminui a possibilidade de falhas no uso real do sistema.</w:t>
       </w:r>
     </w:p>
     <w:p/>
@@ -1691,28 +2084,58 @@
     </w:p>
     <w:p>
       <w:pPr>
-        <w:rPr>
-          <w:rFonts w:ascii="Aptos" w:eastAsia="Aptos" w:hAnsi="Aptos" w:cs="Aptos"/>
-        </w:rPr>
-      </w:pPr>
-      <w:r>
-        <w:rPr>
-          <w:rFonts w:ascii="Aptos" w:eastAsia="Aptos" w:hAnsi="Aptos" w:cs="Aptos"/>
-        </w:rPr>
-        <w:t>A Sprint 07 consolidou a capacidade do time em entregar funcionalidades com regras de negócio completas e consistentes, reforçando a importância de validações detalhadas e integração inicial com o backend. A experiência destacou a necessidade de planejar o fluxo de feedback ao usuário, elevando a qualidade do sistema e prevenindo problemas futuros.</w:t>
+        <w:jc w:val="both"/>
+        <w:rPr>
+          <w:rFonts w:ascii="Aptos" w:eastAsia="Aptos" w:hAnsi="Aptos" w:cs="Aptos"/>
+        </w:rPr>
+      </w:pPr>
+      <w:r>
+        <w:rPr>
+          <w:rFonts w:ascii="Aptos" w:eastAsia="Aptos" w:hAnsi="Aptos" w:cs="Aptos"/>
+        </w:rPr>
+        <w:t xml:space="preserve">A Sprint 07 consolidou a capacidade do time em entregar funcionalidades com regras de negócio completas e consistentes, reforçando a importância de validações detalhadas e integração inicial com o </w:t>
+      </w:r>
+      <w:proofErr w:type="spellStart"/>
+      <w:r>
+        <w:rPr>
+          <w:rFonts w:ascii="Aptos" w:eastAsia="Aptos" w:hAnsi="Aptos" w:cs="Aptos"/>
+        </w:rPr>
+        <w:t>backend</w:t>
+      </w:r>
+      <w:proofErr w:type="spellEnd"/>
+      <w:r>
+        <w:rPr>
+          <w:rFonts w:ascii="Aptos" w:eastAsia="Aptos" w:hAnsi="Aptos" w:cs="Aptos"/>
+        </w:rPr>
+        <w:t>. A experiência destacou a necessidade de planejar o fluxo de feedback ao usuário, elevando a qualidade do sistema e prevenindo problemas futuros.</w:t>
       </w:r>
     </w:p>
     <w:p>
       <w:pPr>
-        <w:rPr>
-          <w:rFonts w:ascii="Aptos" w:eastAsia="Aptos" w:hAnsi="Aptos" w:cs="Aptos"/>
-        </w:rPr>
-      </w:pPr>
-      <w:r>
-        <w:rPr>
-          <w:rFonts w:ascii="Aptos" w:eastAsia="Aptos" w:hAnsi="Aptos" w:cs="Aptos"/>
-        </w:rPr>
-        <w:t>Essa sprint estabeleceu uma base sólida para as próximas etapas do projeto, permitindo que funcionalidades mais complexas sejam implementadas de forma segura e escalável. Com essa base consolidada, é possível garantir que os registros de Religion sejam consistentes, que os dados inseridos sejam válidos e que o usuário receba feedbacks claros e intuitivos.</w:t>
+        <w:jc w:val="both"/>
+        <w:rPr>
+          <w:rFonts w:ascii="Aptos" w:eastAsia="Aptos" w:hAnsi="Aptos" w:cs="Aptos"/>
+        </w:rPr>
+      </w:pPr>
+      <w:r>
+        <w:rPr>
+          <w:rFonts w:ascii="Aptos" w:eastAsia="Aptos" w:hAnsi="Aptos" w:cs="Aptos"/>
+        </w:rPr>
+        <w:t xml:space="preserve">Essa sprint estabeleceu uma base sólida para as próximas etapas do projeto, permitindo que funcionalidades mais complexas sejam implementadas de forma segura e escalável. Com essa base consolidada, é possível garantir que os registros de </w:t>
+      </w:r>
+      <w:proofErr w:type="spellStart"/>
+      <w:r>
+        <w:rPr>
+          <w:rFonts w:ascii="Aptos" w:eastAsia="Aptos" w:hAnsi="Aptos" w:cs="Aptos"/>
+        </w:rPr>
+        <w:t>Religion</w:t>
+      </w:r>
+      <w:proofErr w:type="spellEnd"/>
+      <w:r>
+        <w:rPr>
+          <w:rFonts w:ascii="Aptos" w:eastAsia="Aptos" w:hAnsi="Aptos" w:cs="Aptos"/>
+        </w:rPr>
+        <w:t xml:space="preserve"> sejam consistentes, que os dados inseridos sejam válidos e que o usuário receba feedbacks claros e intuitivos.</w:t>
       </w:r>
     </w:p>
     <w:p/>
@@ -1744,6 +2167,7 @@
     <w:p>
       <w:pPr>
         <w:spacing w:before="240" w:after="240"/>
+        <w:jc w:val="both"/>
       </w:pPr>
       <w:r>
         <w:rPr>
@@ -1755,14 +2179,33 @@
     <w:p>
       <w:pPr>
         <w:spacing w:before="240" w:after="240"/>
-      </w:pPr>
-      <w:r>
-        <w:rPr>
-          <w:rFonts w:ascii="Aptos" w:eastAsia="Aptos" w:hAnsi="Aptos" w:cs="Aptos"/>
-          <w:b/>
-          <w:bCs/>
-        </w:rPr>
-        <w:t>Testes de integração com backend:</w:t>
+        <w:jc w:val="both"/>
+      </w:pPr>
+      <w:r>
+        <w:rPr>
+          <w:rFonts w:ascii="Aptos" w:eastAsia="Aptos" w:hAnsi="Aptos" w:cs="Aptos"/>
+          <w:b/>
+          <w:bCs/>
+        </w:rPr>
+        <w:t xml:space="preserve">Testes de integração com </w:t>
+      </w:r>
+      <w:proofErr w:type="spellStart"/>
+      <w:r>
+        <w:rPr>
+          <w:rFonts w:ascii="Aptos" w:eastAsia="Aptos" w:hAnsi="Aptos" w:cs="Aptos"/>
+          <w:b/>
+          <w:bCs/>
+        </w:rPr>
+        <w:t>backend</w:t>
+      </w:r>
+      <w:proofErr w:type="spellEnd"/>
+      <w:r>
+        <w:rPr>
+          <w:rFonts w:ascii="Aptos" w:eastAsia="Aptos" w:hAnsi="Aptos" w:cs="Aptos"/>
+          <w:b/>
+          <w:bCs/>
+        </w:rPr>
+        <w:t>:</w:t>
       </w:r>
     </w:p>
     <w:p>
@@ -1773,6 +2216,7 @@
           <w:numId w:val="9"/>
         </w:numPr>
         <w:spacing w:before="240" w:after="240"/>
+        <w:jc w:val="both"/>
         <w:rPr>
           <w:rFonts w:ascii="Aptos" w:eastAsia="Aptos" w:hAnsi="Aptos" w:cs="Aptos"/>
         </w:rPr>
@@ -1789,7 +2233,49 @@
         <w:rPr>
           <w:rFonts w:ascii="Aptos" w:eastAsia="Aptos" w:hAnsi="Aptos" w:cs="Aptos"/>
         </w:rPr>
-        <w:t xml:space="preserve"> Verificar a comunicação correta entre frontend e backend durante criação, edição e listagem de registros de Religion.</w:t>
+        <w:t xml:space="preserve"> Verificar a comunicação correta entre </w:t>
+      </w:r>
+      <w:proofErr w:type="spellStart"/>
+      <w:r>
+        <w:rPr>
+          <w:rFonts w:ascii="Aptos" w:eastAsia="Aptos" w:hAnsi="Aptos" w:cs="Aptos"/>
+        </w:rPr>
+        <w:t>frontend</w:t>
+      </w:r>
+      <w:proofErr w:type="spellEnd"/>
+      <w:r>
+        <w:rPr>
+          <w:rFonts w:ascii="Aptos" w:eastAsia="Aptos" w:hAnsi="Aptos" w:cs="Aptos"/>
+        </w:rPr>
+        <w:t xml:space="preserve"> e </w:t>
+      </w:r>
+      <w:proofErr w:type="spellStart"/>
+      <w:r>
+        <w:rPr>
+          <w:rFonts w:ascii="Aptos" w:eastAsia="Aptos" w:hAnsi="Aptos" w:cs="Aptos"/>
+        </w:rPr>
+        <w:t>backend</w:t>
+      </w:r>
+      <w:proofErr w:type="spellEnd"/>
+      <w:r>
+        <w:rPr>
+          <w:rFonts w:ascii="Aptos" w:eastAsia="Aptos" w:hAnsi="Aptos" w:cs="Aptos"/>
+        </w:rPr>
+        <w:t xml:space="preserve"> durante criação, edição e listagem de registros de </w:t>
+      </w:r>
+      <w:proofErr w:type="spellStart"/>
+      <w:r>
+        <w:rPr>
+          <w:rFonts w:ascii="Aptos" w:eastAsia="Aptos" w:hAnsi="Aptos" w:cs="Aptos"/>
+        </w:rPr>
+        <w:t>Religion</w:t>
+      </w:r>
+      <w:proofErr w:type="spellEnd"/>
+      <w:r>
+        <w:rPr>
+          <w:rFonts w:ascii="Aptos" w:eastAsia="Aptos" w:hAnsi="Aptos" w:cs="Aptos"/>
+        </w:rPr>
+        <w:t>.</w:t>
       </w:r>
     </w:p>
     <w:p>
@@ -1800,6 +2286,7 @@
           <w:numId w:val="9"/>
         </w:numPr>
         <w:spacing w:before="240" w:after="240"/>
+        <w:jc w:val="both"/>
         <w:rPr>
           <w:rFonts w:ascii="Aptos" w:eastAsia="Aptos" w:hAnsi="Aptos" w:cs="Aptos"/>
         </w:rPr>
@@ -1822,6 +2309,7 @@
     <w:p>
       <w:pPr>
         <w:spacing w:before="240" w:after="240"/>
+        <w:jc w:val="both"/>
       </w:pPr>
       <w:r>
         <w:rPr>
@@ -1840,6 +2328,7 @@
           <w:numId w:val="8"/>
         </w:numPr>
         <w:spacing w:before="240" w:after="240"/>
+        <w:jc w:val="both"/>
         <w:rPr>
           <w:rFonts w:ascii="Aptos" w:eastAsia="Aptos" w:hAnsi="Aptos" w:cs="Aptos"/>
         </w:rPr>
@@ -1858,6 +2347,7 @@
         </w:rPr>
         <w:t xml:space="preserve"> Garantir que o campo </w:t>
       </w:r>
+      <w:proofErr w:type="spellStart"/>
       <w:r>
         <w:rPr>
           <w:rFonts w:ascii="Aptos" w:eastAsia="Aptos" w:hAnsi="Aptos" w:cs="Aptos"/>
@@ -1866,11 +2356,26 @@
         </w:rPr>
         <w:t>Name</w:t>
       </w:r>
-      <w:r>
-        <w:rPr>
-          <w:rFonts w:ascii="Aptos" w:eastAsia="Aptos" w:hAnsi="Aptos" w:cs="Aptos"/>
-        </w:rPr>
-        <w:t xml:space="preserve"> respeite obrigatoriedade, limite de caracteres e formato permitido (apenas letras e espaços), além de impedir duplicidade no frontend.</w:t>
+      <w:proofErr w:type="spellEnd"/>
+      <w:r>
+        <w:rPr>
+          <w:rFonts w:ascii="Aptos" w:eastAsia="Aptos" w:hAnsi="Aptos" w:cs="Aptos"/>
+        </w:rPr>
+        <w:t xml:space="preserve"> respeite obrigatoriedade, limite de caracteres e formato permitido (apenas letras e espaços), além de impedir duplicidade no </w:t>
+      </w:r>
+      <w:proofErr w:type="spellStart"/>
+      <w:r>
+        <w:rPr>
+          <w:rFonts w:ascii="Aptos" w:eastAsia="Aptos" w:hAnsi="Aptos" w:cs="Aptos"/>
+        </w:rPr>
+        <w:t>frontend</w:t>
+      </w:r>
+      <w:proofErr w:type="spellEnd"/>
+      <w:r>
+        <w:rPr>
+          <w:rFonts w:ascii="Aptos" w:eastAsia="Aptos" w:hAnsi="Aptos" w:cs="Aptos"/>
+        </w:rPr>
+        <w:t>.</w:t>
       </w:r>
     </w:p>
     <w:p>
@@ -1881,6 +2386,7 @@
           <w:numId w:val="8"/>
         </w:numPr>
         <w:spacing w:before="240" w:after="240"/>
+        <w:jc w:val="both"/>
         <w:rPr>
           <w:rFonts w:ascii="Aptos" w:eastAsia="Aptos" w:hAnsi="Aptos" w:cs="Aptos"/>
         </w:rPr>
@@ -1903,6 +2409,7 @@
     <w:p>
       <w:pPr>
         <w:spacing w:before="240" w:after="240"/>
+        <w:jc w:val="both"/>
       </w:pPr>
       <w:r>
         <w:rPr>
@@ -1921,6 +2428,7 @@
           <w:numId w:val="6"/>
         </w:numPr>
         <w:spacing w:before="240" w:after="240"/>
+        <w:jc w:val="both"/>
         <w:rPr>
           <w:rFonts w:ascii="Aptos" w:eastAsia="Aptos" w:hAnsi="Aptos" w:cs="Aptos"/>
         </w:rPr>
@@ -1948,6 +2456,7 @@
           <w:numId w:val="6"/>
         </w:numPr>
         <w:spacing w:before="240" w:after="240"/>
+        <w:jc w:val="both"/>
         <w:rPr>
           <w:rFonts w:ascii="Aptos" w:eastAsia="Aptos" w:hAnsi="Aptos" w:cs="Aptos"/>
         </w:rPr>
@@ -2066,7 +2575,23 @@
         <w:t>Objetivo:</w:t>
       </w:r>
       <w:r>
-        <w:t xml:space="preserve"> Confirmar inicialização correta do frontend e backend.</w:t>
+        <w:t xml:space="preserve"> Confirmar inicialização correta do </w:t>
+      </w:r>
+      <w:proofErr w:type="spellStart"/>
+      <w:r>
+        <w:t>frontend</w:t>
+      </w:r>
+      <w:proofErr w:type="spellEnd"/>
+      <w:r>
+        <w:t xml:space="preserve"> e </w:t>
+      </w:r>
+      <w:proofErr w:type="spellStart"/>
+      <w:r>
+        <w:t>backend</w:t>
+      </w:r>
+      <w:proofErr w:type="spellEnd"/>
+      <w:r>
+        <w:t>.</w:t>
       </w:r>
     </w:p>
     <w:p>
@@ -2325,27 +2850,73 @@
           <w:sz w:val="24"/>
           <w:szCs w:val="24"/>
         </w:rPr>
-        <w:t>Kétlyn Christini Tonholi</w:t>
-      </w:r>
+        <w:t xml:space="preserve">Kétlyn </w:t>
+      </w:r>
+      <w:proofErr w:type="spellStart"/>
       <w:r>
         <w:rPr>
           <w:rFonts w:ascii="Aptos" w:eastAsia="Aptos" w:hAnsi="Aptos" w:cs="Aptos"/>
           <w:sz w:val="24"/>
           <w:szCs w:val="24"/>
         </w:rPr>
-        <w:t xml:space="preserve"> de Morais</w:t>
-      </w:r>
-      <w:r>
-        <w:br/>
-      </w:r>
+        <w:t>Christini</w:t>
+      </w:r>
+      <w:proofErr w:type="spellEnd"/>
       <w:r>
         <w:rPr>
           <w:rFonts w:ascii="Aptos" w:eastAsia="Aptos" w:hAnsi="Aptos" w:cs="Aptos"/>
           <w:sz w:val="24"/>
           <w:szCs w:val="24"/>
         </w:rPr>
-        <w:t>Orientador: Jefferson Antonio Ribeiro Passerini</w:t>
-      </w:r>
+        <w:t xml:space="preserve"> Tonholi</w:t>
+      </w:r>
+      <w:r>
+        <w:rPr>
+          <w:rFonts w:ascii="Aptos" w:eastAsia="Aptos" w:hAnsi="Aptos" w:cs="Aptos"/>
+          <w:sz w:val="24"/>
+          <w:szCs w:val="24"/>
+        </w:rPr>
+        <w:t xml:space="preserve"> de Morais</w:t>
+      </w:r>
+      <w:r>
+        <w:br/>
+      </w:r>
+      <w:r>
+        <w:rPr>
+          <w:rFonts w:ascii="Aptos" w:eastAsia="Aptos" w:hAnsi="Aptos" w:cs="Aptos"/>
+          <w:sz w:val="24"/>
+          <w:szCs w:val="24"/>
+        </w:rPr>
+        <w:t xml:space="preserve">Orientador: Jefferson </w:t>
+      </w:r>
+      <w:proofErr w:type="spellStart"/>
+      <w:r>
+        <w:rPr>
+          <w:rFonts w:ascii="Aptos" w:eastAsia="Aptos" w:hAnsi="Aptos" w:cs="Aptos"/>
+          <w:sz w:val="24"/>
+          <w:szCs w:val="24"/>
+        </w:rPr>
+        <w:t>Antonio</w:t>
+      </w:r>
+      <w:proofErr w:type="spellEnd"/>
+      <w:r>
+        <w:rPr>
+          <w:rFonts w:ascii="Aptos" w:eastAsia="Aptos" w:hAnsi="Aptos" w:cs="Aptos"/>
+          <w:sz w:val="24"/>
+          <w:szCs w:val="24"/>
+        </w:rPr>
+        <w:t xml:space="preserve"> Ribeiro </w:t>
+      </w:r>
+      <w:proofErr w:type="spellStart"/>
+      <w:r>
+        <w:rPr>
+          <w:rFonts w:ascii="Aptos" w:eastAsia="Aptos" w:hAnsi="Aptos" w:cs="Aptos"/>
+          <w:sz w:val="24"/>
+          <w:szCs w:val="24"/>
+        </w:rPr>
+        <w:t>Passerini</w:t>
+      </w:r>
+      <w:proofErr w:type="spellEnd"/>
     </w:p>
     <w:sectPr>
       <w:pgSz w:w="11906" w:h="16838"/>
@@ -5512,6 +6083,7 @@
   <w:style w:type="character" w:default="1" w:styleId="Fontepargpadro">
     <w:name w:val="Default Paragraph Font"/>
     <w:uiPriority w:val="1"/>
+    <w:semiHidden/>
     <w:unhideWhenUsed/>
   </w:style>
   <w:style w:type="table" w:default="1" w:styleId="Tabelanormal">
@@ -6186,9 +6758,12 @@
 </file>
 
 <file path=customXml/item1.xml><?xml version="1.0" encoding="utf-8"?>
-<p:properties xmlns:p="http://schemas.microsoft.com/office/2006/metadata/properties" xmlns:xsi="http://www.w3.org/2001/XMLSchema-instance" xmlns:pc="http://schemas.microsoft.com/office/infopath/2007/PartnerControls">
-  <documentManagement/>
-</p:properties>
+<?mso-contentType ?>
+<FormTemplates xmlns="http://schemas.microsoft.com/sharepoint/v3/contenttype/forms">
+  <Display>DocumentLibraryForm</Display>
+  <Edit>DocumentLibraryForm</Edit>
+  <New>DocumentLibraryForm</New>
+</FormTemplates>
 </file>
 
 <file path=customXml/item2.xml><?xml version="1.0" encoding="utf-8"?>
@@ -6330,19 +6905,15 @@
 </file>
 
 <file path=customXml/item3.xml><?xml version="1.0" encoding="utf-8"?>
-<?mso-contentType ?>
-<FormTemplates xmlns="http://schemas.microsoft.com/sharepoint/v3/contenttype/forms">
-  <Display>DocumentLibraryForm</Display>
-  <Edit>DocumentLibraryForm</Edit>
-  <New>DocumentLibraryForm</New>
-</FormTemplates>
+<p:properties xmlns:p="http://schemas.microsoft.com/office/2006/metadata/properties" xmlns:xsi="http://www.w3.org/2001/XMLSchema-instance" xmlns:pc="http://schemas.microsoft.com/office/infopath/2007/PartnerControls">
+  <documentManagement/>
+</p:properties>
 </file>
 
 <file path=customXml/itemProps1.xml><?xml version="1.0" encoding="utf-8"?>
-<ds:datastoreItem xmlns:ds="http://schemas.openxmlformats.org/officeDocument/2006/customXml" ds:itemID="{0028EFB7-3706-477C-BC22-76AF0C752638}">
+<ds:datastoreItem xmlns:ds="http://schemas.openxmlformats.org/officeDocument/2006/customXml" ds:itemID="{0876BD9A-9CA5-48C2-BF8E-F2DECFB0FD38}">
   <ds:schemaRefs>
-    <ds:schemaRef ds:uri="http://schemas.microsoft.com/office/2006/metadata/properties"/>
-    <ds:schemaRef ds:uri="http://schemas.microsoft.com/office/infopath/2007/PartnerControls"/>
+    <ds:schemaRef ds:uri="http://schemas.microsoft.com/sharepoint/v3/contenttype/forms"/>
   </ds:schemaRefs>
 </ds:datastoreItem>
 </file>
@@ -6366,9 +6937,10 @@
 </file>
 
 <file path=customXml/itemProps3.xml><?xml version="1.0" encoding="utf-8"?>
-<ds:datastoreItem xmlns:ds="http://schemas.openxmlformats.org/officeDocument/2006/customXml" ds:itemID="{0876BD9A-9CA5-48C2-BF8E-F2DECFB0FD38}">
+<ds:datastoreItem xmlns:ds="http://schemas.openxmlformats.org/officeDocument/2006/customXml" ds:itemID="{0028EFB7-3706-477C-BC22-76AF0C752638}">
   <ds:schemaRefs>
-    <ds:schemaRef ds:uri="http://schemas.microsoft.com/sharepoint/v3/contenttype/forms"/>
+    <ds:schemaRef ds:uri="http://schemas.microsoft.com/office/2006/metadata/properties"/>
+    <ds:schemaRef ds:uri="http://schemas.microsoft.com/office/infopath/2007/PartnerControls"/>
   </ds:schemaRefs>
 </ds:datastoreItem>
 </file>